--- a/docs/Lessons/Lesson 14 - Raising the Stakes/Handouts/Lesson_14_Handout_Scratch.docx
+++ b/docs/Lessons/Lesson 14 - Raising the Stakes/Handouts/Lesson_14_Handout_Scratch.docx
@@ -188,6 +188,68 @@
     </w:p>
     <w:p>
       <w:pPr>
+        <w:spacing w:after="40" w:before="120"/>
+        <w:jc w:val="center"/>
+      </w:pPr>
+      <w:r>
+        <w:drawing>
+          <wp:inline distT="0" distB="0" distL="0" distR="0">
+            <wp:extent cx="4937760" cy="4288536"/>
+            <wp:effectExtent t="0" r="0" b="0" l="0"/>
+            <wp:docPr id="1" name="" descr="" title=""/>
+            <wp:cNvGraphicFramePr>
+              <a:graphicFrameLocks xmlns:a="http://schemas.openxmlformats.org/drawingml/2006/main" noChangeAspect="1"/>
+            </wp:cNvGraphicFramePr>
+            <a:graphic xmlns:a="http://schemas.openxmlformats.org/drawingml/2006/main">
+              <a:graphicData uri="http://schemas.openxmlformats.org/drawingml/2006/picture">
+                <pic:pic xmlns:pic="http://schemas.openxmlformats.org/drawingml/2006/picture">
+                  <pic:nvPicPr>
+                    <pic:cNvPr id="0" name="" descr=""/>
+                    <pic:cNvPicPr>
+                      <a:picLocks noChangeAspect="1" noChangeArrowheads="1"/>
+                    </pic:cNvPicPr>
+                  </pic:nvPicPr>
+                  <pic:blipFill>
+                    <a:blip r:embed="rId10" cstate="none"/>
+                    <a:srcRect/>
+                    <a:stretch>
+                      <a:fillRect/>
+                    </a:stretch>
+                  </pic:blipFill>
+                  <pic:spPr bwMode="auto">
+                    <a:xfrm>
+                      <a:off x="0" y="0"/>
+                      <a:ext cx="4937760" cy="4288536"/>
+                    </a:xfrm>
+                    <a:prstGeom prst="rect">
+                      <a:avLst/>
+                    </a:prstGeom>
+                  </pic:spPr>
+                </pic:pic>
+              </a:graphicData>
+            </a:graphic>
+          </wp:inline>
+        </w:drawing>
+      </w:r>
+    </w:p>
+    <w:p>
+      <w:pPr>
+        <w:spacing w:after="160"/>
+        <w:jc w:val="center"/>
+      </w:pPr>
+      <w:r>
+        <w:rPr>
+          <w:i/>
+          <w:iCs/>
+          <w:color w:val="888888"/>
+          <w:sz w:val="16"/>
+          <w:szCs w:val="16"/>
+        </w:rPr>
+        <w:t xml:space="preserve">Whether the spawn loop and the reset live in two places or two genuinely different scripts, the rule is the same: one formula, referenced everywhere.</w:t>
+      </w:r>
+    </w:p>
+    <w:p>
+      <w:pPr>
         <w:pStyle w:val="ListParagraph"/>
         <w:numPr>
           <w:ilvl w:val="0"/>
@@ -196,7 +258,7 @@
         <w:spacing w:after="60"/>
       </w:pPr>
       <w:r>
-        <w:t xml:space="preserve">On the Enemy sprite's "when I receive [spawn wave]" script, change the fixed "repeat 5" loop into "repeat (4 + wave)" (code below) - wave 1 spawns 5, wave 2 spawns 6, wave 3 spawns 7.</w:t>
+        <w:t xml:space="preserve">On the Enemy sprite's "when I receive [spawn enemies]" script, change the fixed "repeat 5" loop into "repeat (4 + wave)" (code below) - wave 1 spawns 5, wave 2 spawns 6, wave 3 spawns 7.</w:t>
       </w:r>
     </w:p>
     <w:p>
@@ -209,7 +271,7 @@
         <w:spacing w:after="60"/>
       </w:pPr>
       <w:r>
-        <w:t xml:space="preserve">Wherever enemies_left gets reset to 5 for a new wave (both in the spawn script and in the wave-advance branch), change that to "set enemies_left to (4 + wave)" too - these two places must always agree.</w:t>
+        <w:t xml:space="preserve">Wherever enemies_remaining gets reset to 5 for a new wave (both on GameManager's "when I receive [start game]" script and in the "when I receive [enemy hit]" wave-advance branch), change that to "set enemies_remaining to (4 + wave)" too - these two places must always agree.</w:t>
       </w:r>
     </w:p>
     <w:p>
@@ -237,7 +299,7 @@
           <w:sz w:val="20"/>
           <w:szCs w:val="20"/>
         </w:rPr>
-        <w:t xml:space="preserve">Enemy's "when I receive [spawn wave]" script (revised):</w:t>
+        <w:t xml:space="preserve">Enemy's "when I receive [spawn enemies]" script (revised):</w:t>
       </w:r>
       <w:r>
         <w:br/>
@@ -249,7 +311,7 @@
           <w:sz w:val="20"/>
           <w:szCs w:val="20"/>
         </w:rPr>
-        <w:t xml:space="preserve">when I receive [spawn wave]</w:t>
+        <w:t xml:space="preserve">when I receive [spawn enemies]</w:t>
       </w:r>
       <w:r>
         <w:br/>
@@ -261,7 +323,7 @@
           <w:sz w:val="20"/>
           <w:szCs w:val="20"/>
         </w:rPr>
-        <w:t xml:space="preserve">set enemies_left to (4 + wave)</w:t>
+        <w:t xml:space="preserve">repeat (4 + wave)</w:t>
       </w:r>
       <w:r>
         <w:br/>
@@ -273,7 +335,7 @@
           <w:sz w:val="20"/>
           <w:szCs w:val="20"/>
         </w:rPr>
-        <w:t xml:space="preserve">repeat (4 + wave)</w:t>
+        <w:t xml:space="preserve">  create clone of myself</w:t>
       </w:r>
       <w:r>
         <w:br/>
@@ -285,7 +347,67 @@
           <w:sz w:val="20"/>
           <w:szCs w:val="20"/>
         </w:rPr>
-        <w:t xml:space="preserve">  create clone of myself</w:t>
+        <w:t xml:space="preserve"/>
+      </w:r>
+      <w:r>
+        <w:br/>
+        <w:t xml:space="preserve"/>
+      </w:r>
+      <w:r>
+        <w:rPr>
+          <w:rFonts w:ascii="Consolas" w:cs="Consolas" w:eastAsia="Consolas" w:hAnsi="Consolas"/>
+          <w:sz w:val="20"/>
+          <w:szCs w:val="20"/>
+        </w:rPr>
+        <w:t xml:space="preserve">GameManager's "when I receive [start game]" script (revised, enemies_remaining line only):</w:t>
+      </w:r>
+      <w:r>
+        <w:br/>
+        <w:t xml:space="preserve"/>
+      </w:r>
+      <w:r>
+        <w:rPr>
+          <w:rFonts w:ascii="Consolas" w:cs="Consolas" w:eastAsia="Consolas" w:hAnsi="Consolas"/>
+          <w:sz w:val="20"/>
+          <w:szCs w:val="20"/>
+        </w:rPr>
+        <w:t xml:space="preserve">set enemies_remaining to (4 + wave)</w:t>
+      </w:r>
+      <w:r>
+        <w:br/>
+        <w:t xml:space="preserve"/>
+      </w:r>
+      <w:r>
+        <w:rPr>
+          <w:rFonts w:ascii="Consolas" w:cs="Consolas" w:eastAsia="Consolas" w:hAnsi="Consolas"/>
+          <w:sz w:val="20"/>
+          <w:szCs w:val="20"/>
+        </w:rPr>
+        <w:t xml:space="preserve"/>
+      </w:r>
+      <w:r>
+        <w:br/>
+        <w:t xml:space="preserve"/>
+      </w:r>
+      <w:r>
+        <w:rPr>
+          <w:rFonts w:ascii="Consolas" w:cs="Consolas" w:eastAsia="Consolas" w:hAnsi="Consolas"/>
+          <w:sz w:val="20"/>
+          <w:szCs w:val="20"/>
+        </w:rPr>
+        <w:t xml:space="preserve">GameManager's "when I receive [enemy hit]" wave-advance (else) branch (revised, enemies_remaining line only):</w:t>
+      </w:r>
+      <w:r>
+        <w:br/>
+        <w:t xml:space="preserve"/>
+      </w:r>
+      <w:r>
+        <w:rPr>
+          <w:rFonts w:ascii="Consolas" w:cs="Consolas" w:eastAsia="Consolas" w:hAnsi="Consolas"/>
+          <w:sz w:val="20"/>
+          <w:szCs w:val="20"/>
+        </w:rPr>
+        <w:t xml:space="preserve">set enemies_remaining to (4 + wave)</w:t>
       </w:r>
     </w:p>
     <w:p>
@@ -318,7 +440,7 @@
         <w:spacing w:after="60"/>
       </w:pPr>
       <w:r>
-        <w:t xml:space="preserve">Add a new variable enemy_speed (for all sprites). In the spawn-wave script, add "set enemy_speed to (1 + (wave - 1) * 0.5)".</w:t>
+        <w:t xml:space="preserve">Add a new variable enemy_speed (for all sprites). In the Enemy's "when I receive [spawn enemies]" script, add "set enemy_speed to (1 + (wave - 1) * 0.5)".</w:t>
       </w:r>
     </w:p>
     <w:p>
@@ -477,7 +599,7 @@
         <w:spacing w:after="60"/>
       </w:pPr>
       <w:r>
-        <w:t xml:space="preserve">"You Win!" fires early or never: confirm enemies_left is reset using the SAME formula in every place it's set, not 5 in one spot and (4 + wave) in another.</w:t>
+        <w:t xml:space="preserve">"You Win!" fires early or never: confirm enemies_remaining is reset using the SAME formula in every place it's set, not 5 in one spot and (4 + wave) in another.</w:t>
       </w:r>
     </w:p>
     <w:p>
@@ -490,7 +612,7 @@
         <w:spacing w:after="60"/>
       </w:pPr>
       <w:r>
-        <w:t xml:space="preserve">Speed doesn't change between waves: confirm enemy_speed is recalculated inside the spawn-wave script (not just once at game start) and that the Enemy's forever loop is actually reading enemy_speed, not a leftover -1.</w:t>
+        <w:t xml:space="preserve">Speed doesn't change between waves: confirm enemy_speed is recalculated inside the Enemy's "when I receive [spawn enemies]" script (not just once at game start) and that the Enemy's forever loop is actually reading enemy_speed, not a leftover -1.</w:t>
       </w:r>
     </w:p>
     <w:p>

--- a/docs/Lessons/Lesson 14 - Raising the Stakes/Handouts/Lesson_14_Handout_Scratch.docx
+++ b/docs/Lessons/Lesson 14 - Raising the Stakes/Handouts/Lesson_14_Handout_Scratch.docx
@@ -295,6 +295,20 @@
       </w:pPr>
       <w:r>
         <w:rPr>
+          <w:i/>
+          <w:iCs/>
+          <w:color w:val="555555"/>
+          <w:sz w:val="18"/>
+          <w:szCs w:val="18"/>
+        </w:rPr>
+        <w:t xml:space="preserve">Highlighted lines are new this week; everything else is code you already have.</w:t>
+      </w:r>
+      <w:r>
+        <w:br/>
+        <w:t xml:space="preserve"/>
+      </w:r>
+      <w:r>
+        <w:rPr>
           <w:rFonts w:ascii="Consolas" w:cs="Consolas" w:eastAsia="Consolas" w:hAnsi="Consolas"/>
           <w:sz w:val="20"/>
           <w:szCs w:val="20"/>
@@ -322,6 +336,7 @@
           <w:rFonts w:ascii="Consolas" w:cs="Consolas" w:eastAsia="Consolas" w:hAnsi="Consolas"/>
           <w:sz w:val="20"/>
           <w:szCs w:val="20"/>
+          <w:shd w:fill="FFE98A" w:val="clear"/>
         </w:rPr>
         <w:t xml:space="preserve">repeat (4 + wave)</w:t>
       </w:r>
@@ -370,6 +385,7 @@
           <w:rFonts w:ascii="Consolas" w:cs="Consolas" w:eastAsia="Consolas" w:hAnsi="Consolas"/>
           <w:sz w:val="20"/>
           <w:szCs w:val="20"/>
+          <w:shd w:fill="FFE98A" w:val="clear"/>
         </w:rPr>
         <w:t xml:space="preserve">set enemies_remaining to (4 + wave)</w:t>
       </w:r>
@@ -406,6 +422,7 @@
           <w:rFonts w:ascii="Consolas" w:cs="Consolas" w:eastAsia="Consolas" w:hAnsi="Consolas"/>
           <w:sz w:val="20"/>
           <w:szCs w:val="20"/>
+          <w:shd w:fill="FFE98A" w:val="clear"/>
         </w:rPr>
         <w:t xml:space="preserve">set enemies_remaining to (4 + wave)</w:t>
       </w:r>
